--- a/EJERCICIOS DE LOS ALUMNOS/RAFA/Ejercicios base de datos cursos.docx
+++ b/EJERCICIOS DE LOS ALUMNOS/RAFA/Ejercicios base de datos cursos.docx
@@ -494,6 +494,9 @@
         <w:t xml:space="preserve"> </w:t>
       </w:r>
       <w:r>
+        <w:rPr>
+          <w:noProof/>
+        </w:rPr>
         <w:drawing>
           <wp:inline distT="0" distB="0" distL="0" distR="0" wp14:anchorId="3F35C5D2" wp14:editId="5AF1AE4D">
             <wp:extent cx="5400040" cy="1819910"/>
@@ -565,23 +568,7 @@
     <w:p>
       <w:r>
         <w:lastRenderedPageBreak/>
-        <w:t xml:space="preserve">SELECT </w:t>
-      </w:r>
-      <w:proofErr w:type="spellStart"/>
-      <w:r>
-        <w:t>nombre_curso</w:t>
-      </w:r>
-      <w:proofErr w:type="spellEnd"/>
-      <w:r>
-        <w:t xml:space="preserve"> FROM cursos ORDER BY </w:t>
-      </w:r>
-      <w:proofErr w:type="spellStart"/>
-      <w:r>
-        <w:t>nombre_curso</w:t>
-      </w:r>
-      <w:proofErr w:type="spellEnd"/>
-      <w:r>
-        <w:t xml:space="preserve"> ASC;</w:t>
+        <w:t>SELECT nombre_curso FROM cursos ORDER BY nombre_curso ASC;</w:t>
       </w:r>
       <w:r>
         <w:rPr>
@@ -590,6 +577,9 @@
         <w:t xml:space="preserve"> </w:t>
       </w:r>
       <w:r>
+        <w:rPr>
+          <w:noProof/>
+        </w:rPr>
         <w:drawing>
           <wp:inline distT="0" distB="0" distL="0" distR="0" wp14:anchorId="5B9A5DB3" wp14:editId="4C09709F">
             <wp:extent cx="3210373" cy="1943371"/>
@@ -660,15 +650,7 @@
     </w:p>
     <w:p>
       <w:r>
-        <w:t xml:space="preserve">SELECT * FROM cursos WHERE </w:t>
-      </w:r>
-      <w:proofErr w:type="spellStart"/>
-      <w:r>
-        <w:t>descripcion</w:t>
-      </w:r>
-      <w:proofErr w:type="spellEnd"/>
-      <w:r>
-        <w:t xml:space="preserve"> LIKE '%bases%';</w:t>
+        <w:t>SELECT * FROM cursos WHERE descripcion LIKE '%bases%';</w:t>
       </w:r>
       <w:r>
         <w:rPr>
@@ -677,6 +659,9 @@
         <w:t xml:space="preserve"> </w:t>
       </w:r>
       <w:r>
+        <w:rPr>
+          <w:noProof/>
+        </w:rPr>
         <w:drawing>
           <wp:inline distT="0" distB="0" distL="0" distR="0" wp14:anchorId="0B4A03FE" wp14:editId="3187E371">
             <wp:extent cx="5220429" cy="943107"/>
@@ -755,49 +740,7 @@
         <w:rPr>
           <w:lang w:val="en-GB"/>
         </w:rPr>
-        <w:t xml:space="preserve">SELECT </w:t>
-      </w:r>
-      <w:proofErr w:type="gramStart"/>
-      <w:r>
-        <w:rPr>
-          <w:lang w:val="en-GB"/>
-        </w:rPr>
-        <w:t>COUNT(</w:t>
-      </w:r>
-      <w:proofErr w:type="gramEnd"/>
-      <w:r>
-        <w:rPr>
-          <w:lang w:val="en-GB"/>
-        </w:rPr>
-        <w:t xml:space="preserve">*) AS </w:t>
-      </w:r>
-      <w:proofErr w:type="spellStart"/>
-      <w:r>
-        <w:rPr>
-          <w:lang w:val="en-GB"/>
-        </w:rPr>
-        <w:t>total_alumnos</w:t>
-      </w:r>
-      <w:proofErr w:type="spellEnd"/>
-      <w:r>
-        <w:rPr>
-          <w:lang w:val="en-GB"/>
-        </w:rPr>
-        <w:t xml:space="preserve"> FROM </w:t>
-      </w:r>
-      <w:proofErr w:type="spellStart"/>
-      <w:r>
-        <w:rPr>
-          <w:lang w:val="en-GB"/>
-        </w:rPr>
-        <w:t>alumnos</w:t>
-      </w:r>
-      <w:proofErr w:type="spellEnd"/>
-      <w:r>
-        <w:rPr>
-          <w:lang w:val="en-GB"/>
-        </w:rPr>
-        <w:t>;</w:t>
+        <w:t>SELECT COUNT(*) AS total_alumnos FROM alumnos;</w:t>
       </w:r>
       <w:r>
         <w:rPr>
@@ -807,6 +750,7 @@
       </w:r>
       <w:r>
         <w:rPr>
+          <w:noProof/>
           <w:lang w:val="en-GB"/>
         </w:rPr>
         <w:drawing>
@@ -879,23 +823,7 @@
     </w:p>
     <w:p>
       <w:r>
-        <w:t xml:space="preserve">SELECT </w:t>
-      </w:r>
-      <w:proofErr w:type="gramStart"/>
-      <w:r>
-        <w:t>COUNT(</w:t>
-      </w:r>
-      <w:proofErr w:type="gramEnd"/>
-      <w:r>
-        <w:t xml:space="preserve">*) AS </w:t>
-      </w:r>
-      <w:proofErr w:type="spellStart"/>
-      <w:r>
-        <w:t>total_cursos</w:t>
-      </w:r>
-      <w:proofErr w:type="spellEnd"/>
-      <w:r>
-        <w:t xml:space="preserve"> FROM cursos;</w:t>
+        <w:t>SELECT COUNT(*) AS total_cursos FROM cursos;</w:t>
       </w:r>
       <w:r>
         <w:rPr>
@@ -904,6 +832,9 @@
         <w:t xml:space="preserve"> </w:t>
       </w:r>
       <w:r>
+        <w:rPr>
+          <w:noProof/>
+        </w:rPr>
         <w:drawing>
           <wp:inline distT="0" distB="0" distL="0" distR="0" wp14:anchorId="7DF111EC" wp14:editId="2449774F">
             <wp:extent cx="2381582" cy="838317"/>
@@ -1012,46 +943,8 @@
     <w:p/>
     <w:p>
       <w:r>
-        <w:t xml:space="preserve">SELECT </w:t>
-      </w:r>
-      <w:proofErr w:type="spellStart"/>
-      <w:r>
-        <w:t>a.id</w:t>
-      </w:r>
-      <w:proofErr w:type="spellEnd"/>
-      <w:r>
-        <w:t xml:space="preserve">, </w:t>
-      </w:r>
-      <w:proofErr w:type="spellStart"/>
-      <w:proofErr w:type="gramStart"/>
-      <w:r>
-        <w:t>al.nombre</w:t>
-      </w:r>
-      <w:proofErr w:type="spellEnd"/>
-      <w:proofErr w:type="gramEnd"/>
-      <w:r>
-        <w:t xml:space="preserve">, </w:t>
-      </w:r>
-      <w:proofErr w:type="spellStart"/>
-      <w:proofErr w:type="gramStart"/>
-      <w:r>
-        <w:t>al.apellidos</w:t>
-      </w:r>
-      <w:proofErr w:type="spellEnd"/>
-      <w:proofErr w:type="gramEnd"/>
-      <w:r>
-        <w:t xml:space="preserve">, </w:t>
-      </w:r>
-      <w:proofErr w:type="spellStart"/>
-      <w:proofErr w:type="gramStart"/>
-      <w:r>
-        <w:t>a.fecha</w:t>
-      </w:r>
-      <w:proofErr w:type="gramEnd"/>
-      <w:r>
-        <w:t>_asistencia</w:t>
-      </w:r>
-      <w:proofErr w:type="spellEnd"/>
+        <w:t>SELECT a.id, al.nombre, al.apellidos, a.fecha_asistencia</w:t>
+      </w:r>
     </w:p>
     <w:p>
       <w:r>
@@ -1060,23 +953,7 @@
     </w:p>
     <w:p>
       <w:r>
-        <w:t xml:space="preserve">JOIN alumnos al ON </w:t>
-      </w:r>
-      <w:proofErr w:type="spellStart"/>
-      <w:r>
-        <w:t>a.id_alumno</w:t>
-      </w:r>
-      <w:proofErr w:type="spellEnd"/>
-      <w:r>
-        <w:t xml:space="preserve"> = </w:t>
-      </w:r>
-      <w:proofErr w:type="spellStart"/>
-      <w:r>
-        <w:t>al.id</w:t>
-      </w:r>
-      <w:proofErr w:type="spellEnd"/>
-      <w:r>
-        <w:t>;</w:t>
+        <w:t>JOIN alumnos al ON a.id_alumno = al.id;</w:t>
       </w:r>
       <w:r>
         <w:rPr>
@@ -1085,6 +962,9 @@
         <w:t xml:space="preserve"> </w:t>
       </w:r>
       <w:r>
+        <w:rPr>
+          <w:noProof/>
+        </w:rPr>
         <w:drawing>
           <wp:inline distT="0" distB="0" distL="0" distR="0" wp14:anchorId="323E04DD" wp14:editId="104D62C3">
             <wp:extent cx="4686954" cy="2457793"/>
@@ -1168,6 +1048,7 @@
         <w:rPr>
           <w:b/>
           <w:bCs/>
+          <w:noProof/>
         </w:rPr>
         <w:drawing>
           <wp:inline distT="0" distB="0" distL="0" distR="0" wp14:anchorId="0C2062C9" wp14:editId="517A77A9">
@@ -1206,6 +1087,9 @@
         </w:drawing>
       </w:r>
       <w:r>
+        <w:rPr>
+          <w:noProof/>
+        </w:rPr>
         <w:lastRenderedPageBreak/>
         <w:drawing>
           <wp:inline distT="0" distB="0" distL="0" distR="0" wp14:anchorId="17F9B5FF" wp14:editId="61C7A857">
@@ -1250,6 +1134,9 @@
         <w:t xml:space="preserve"> </w:t>
       </w:r>
       <w:r>
+        <w:rPr>
+          <w:noProof/>
+        </w:rPr>
         <w:drawing>
           <wp:inline distT="0" distB="0" distL="0" distR="0" wp14:anchorId="73BCDC72" wp14:editId="7E5BADEF">
             <wp:extent cx="5400040" cy="2141855"/>
@@ -1289,39 +1176,8 @@
     </w:p>
     <w:p>
       <w:r>
-        <w:t xml:space="preserve">SELECT </w:t>
-      </w:r>
-      <w:proofErr w:type="spellStart"/>
-      <w:r>
-        <w:t>a.id</w:t>
-      </w:r>
-      <w:proofErr w:type="spellEnd"/>
-      <w:r>
-        <w:t xml:space="preserve">, </w:t>
-      </w:r>
-      <w:proofErr w:type="spellStart"/>
-      <w:proofErr w:type="gramStart"/>
-      <w:r>
-        <w:t>c.nombre</w:t>
-      </w:r>
-      <w:proofErr w:type="gramEnd"/>
-      <w:r>
-        <w:t>_curso</w:t>
-      </w:r>
-      <w:proofErr w:type="spellEnd"/>
-      <w:r>
-        <w:t xml:space="preserve">, </w:t>
-      </w:r>
-      <w:proofErr w:type="spellStart"/>
-      <w:proofErr w:type="gramStart"/>
-      <w:r>
-        <w:t>a.fecha</w:t>
-      </w:r>
-      <w:proofErr w:type="gramEnd"/>
-      <w:r>
-        <w:t>_asistencia</w:t>
-      </w:r>
-      <w:proofErr w:type="spellEnd"/>
+        <w:t>SELECT a.id, c.nombre_curso, a.fecha_asistencia</w:t>
+      </w:r>
     </w:p>
     <w:p>
       <w:r>
@@ -1330,23 +1186,7 @@
     </w:p>
     <w:p>
       <w:r>
-        <w:t xml:space="preserve">JOIN cursos c ON </w:t>
-      </w:r>
-      <w:proofErr w:type="spellStart"/>
-      <w:r>
-        <w:t>a.id_curso</w:t>
-      </w:r>
-      <w:proofErr w:type="spellEnd"/>
-      <w:r>
-        <w:t xml:space="preserve"> = </w:t>
-      </w:r>
-      <w:proofErr w:type="spellStart"/>
-      <w:r>
-        <w:t>c.id</w:t>
-      </w:r>
-      <w:proofErr w:type="spellEnd"/>
-      <w:r>
-        <w:t>;</w:t>
+        <w:t>JOIN cursos c ON a.id_curso = c.id;</w:t>
       </w:r>
       <w:r>
         <w:rPr>
@@ -1355,6 +1195,9 @@
         <w:t xml:space="preserve"> </w:t>
       </w:r>
       <w:r>
+        <w:rPr>
+          <w:noProof/>
+        </w:rPr>
         <w:drawing>
           <wp:inline distT="0" distB="0" distL="0" distR="0" wp14:anchorId="62F0B4CA" wp14:editId="47548339">
             <wp:extent cx="4372585" cy="2629267"/>
@@ -1426,51 +1269,8 @@
     <w:p>
       <w:r>
         <w:lastRenderedPageBreak/>
-        <w:t xml:space="preserve">SELECT </w:t>
-      </w:r>
-      <w:proofErr w:type="spellStart"/>
-      <w:proofErr w:type="gramStart"/>
-      <w:r>
-        <w:t>al.nombre</w:t>
-      </w:r>
-      <w:proofErr w:type="spellEnd"/>
-      <w:proofErr w:type="gramEnd"/>
-      <w:r>
-        <w:t xml:space="preserve">, </w:t>
-      </w:r>
-      <w:proofErr w:type="spellStart"/>
-      <w:proofErr w:type="gramStart"/>
-      <w:r>
-        <w:t>al.apellidos</w:t>
-      </w:r>
-      <w:proofErr w:type="spellEnd"/>
-      <w:proofErr w:type="gramEnd"/>
-      <w:r>
-        <w:t xml:space="preserve">, </w:t>
-      </w:r>
-      <w:proofErr w:type="spellStart"/>
-      <w:proofErr w:type="gramStart"/>
-      <w:r>
-        <w:t>c.nombre</w:t>
-      </w:r>
-      <w:proofErr w:type="gramEnd"/>
-      <w:r>
-        <w:t>_curso</w:t>
-      </w:r>
-      <w:proofErr w:type="spellEnd"/>
-      <w:r>
-        <w:t xml:space="preserve">, </w:t>
-      </w:r>
-      <w:proofErr w:type="spellStart"/>
-      <w:proofErr w:type="gramStart"/>
-      <w:r>
-        <w:t>a.fecha</w:t>
-      </w:r>
-      <w:proofErr w:type="gramEnd"/>
-      <w:r>
-        <w:t>_asistencia</w:t>
-      </w:r>
-      <w:proofErr w:type="spellEnd"/>
+        <w:t>SELECT al.nombre, al.apellidos, c.nombre_curso, a.fecha_asistencia</w:t>
+      </w:r>
     </w:p>
     <w:p>
       <w:r>
@@ -1479,96 +1279,33 @@
     </w:p>
     <w:p>
       <w:r>
-        <w:t xml:space="preserve">JOIN alumnos al ON </w:t>
-      </w:r>
-      <w:proofErr w:type="spellStart"/>
-      <w:r>
-        <w:t>a.id_alumno</w:t>
-      </w:r>
-      <w:proofErr w:type="spellEnd"/>
-      <w:r>
-        <w:t xml:space="preserve"> = </w:t>
-      </w:r>
-      <w:proofErr w:type="spellStart"/>
-      <w:r>
-        <w:t>al.id</w:t>
-      </w:r>
-      <w:proofErr w:type="spellEnd"/>
-    </w:p>
-    <w:p>
-      <w:pPr>
-        <w:rPr>
-          <w:lang w:val="en-GB"/>
-        </w:rPr>
-      </w:pPr>
-      <w:r>
-        <w:rPr>
-          <w:lang w:val="en-GB"/>
-        </w:rPr>
-        <w:t xml:space="preserve">JOIN </w:t>
-      </w:r>
-      <w:proofErr w:type="spellStart"/>
-      <w:r>
-        <w:rPr>
-          <w:lang w:val="en-GB"/>
-        </w:rPr>
-        <w:t>cursos</w:t>
-      </w:r>
-      <w:proofErr w:type="spellEnd"/>
-      <w:r>
-        <w:rPr>
-          <w:lang w:val="en-GB"/>
-        </w:rPr>
-        <w:t xml:space="preserve"> c ON </w:t>
-      </w:r>
-      <w:proofErr w:type="spellStart"/>
-      <w:r>
-        <w:rPr>
-          <w:lang w:val="en-GB"/>
-        </w:rPr>
-        <w:t>a.id_curso</w:t>
-      </w:r>
-      <w:proofErr w:type="spellEnd"/>
-      <w:r>
-        <w:rPr>
-          <w:lang w:val="en-GB"/>
-        </w:rPr>
-        <w:t xml:space="preserve"> = c.id</w:t>
-      </w:r>
-    </w:p>
-    <w:p>
-      <w:pPr>
-        <w:rPr>
-          <w:lang w:val="en-GB"/>
-        </w:rPr>
-      </w:pPr>
-      <w:r>
-        <w:rPr>
-          <w:lang w:val="en-GB"/>
-        </w:rPr>
-        <w:t xml:space="preserve">ORDER BY </w:t>
-      </w:r>
-      <w:proofErr w:type="spellStart"/>
-      <w:proofErr w:type="gramStart"/>
-      <w:r>
-        <w:rPr>
-          <w:lang w:val="en-GB"/>
-        </w:rPr>
-        <w:t>a.fecha</w:t>
-      </w:r>
-      <w:proofErr w:type="gramEnd"/>
-      <w:r>
-        <w:rPr>
-          <w:lang w:val="en-GB"/>
-        </w:rPr>
-        <w:t>_asistencia</w:t>
-      </w:r>
-      <w:proofErr w:type="spellEnd"/>
-      <w:r>
-        <w:rPr>
-          <w:lang w:val="en-GB"/>
-        </w:rPr>
-        <w:t>;</w:t>
+        <w:t>JOIN alumnos al ON a.id_alumno = al.id</w:t>
+      </w:r>
+    </w:p>
+    <w:p>
+      <w:pPr>
+        <w:rPr>
+          <w:lang w:val="en-GB"/>
+        </w:rPr>
+      </w:pPr>
+      <w:r>
+        <w:rPr>
+          <w:lang w:val="en-GB"/>
+        </w:rPr>
+        <w:t>JOIN cursos c ON a.id_curso = c.id</w:t>
+      </w:r>
+    </w:p>
+    <w:p>
+      <w:pPr>
+        <w:rPr>
+          <w:lang w:val="en-GB"/>
+        </w:rPr>
+      </w:pPr>
+      <w:r>
+        <w:rPr>
+          <w:lang w:val="en-GB"/>
+        </w:rPr>
+        <w:t>ORDER BY a.fecha_asistencia;</w:t>
       </w:r>
     </w:p>
     <w:p>
@@ -1604,53 +1341,8 @@
     </w:p>
     <w:p>
       <w:r>
-        <w:t xml:space="preserve">SELECT </w:t>
-      </w:r>
-      <w:proofErr w:type="spellStart"/>
-      <w:r>
-        <w:t>f.id_factura</w:t>
-      </w:r>
-      <w:proofErr w:type="spellEnd"/>
-      <w:r>
-        <w:t xml:space="preserve">, </w:t>
-      </w:r>
-      <w:proofErr w:type="spellStart"/>
-      <w:proofErr w:type="gramStart"/>
-      <w:r>
-        <w:t>al.nombre</w:t>
-      </w:r>
-      <w:proofErr w:type="spellEnd"/>
-      <w:proofErr w:type="gramEnd"/>
-      <w:r>
-        <w:t xml:space="preserve">, </w:t>
-      </w:r>
-      <w:proofErr w:type="spellStart"/>
-      <w:proofErr w:type="gramStart"/>
-      <w:r>
-        <w:t>al.apellidos</w:t>
-      </w:r>
-      <w:proofErr w:type="spellEnd"/>
-      <w:proofErr w:type="gramEnd"/>
-      <w:r>
-        <w:t xml:space="preserve">, </w:t>
-      </w:r>
-      <w:proofErr w:type="spellStart"/>
-      <w:proofErr w:type="gramStart"/>
-      <w:r>
-        <w:t>f.importe</w:t>
-      </w:r>
-      <w:proofErr w:type="spellEnd"/>
-      <w:proofErr w:type="gramEnd"/>
-      <w:r>
-        <w:t xml:space="preserve">, </w:t>
-      </w:r>
-      <w:proofErr w:type="spellStart"/>
-      <w:proofErr w:type="gramStart"/>
-      <w:r>
-        <w:t>f.pagado</w:t>
-      </w:r>
-      <w:proofErr w:type="spellEnd"/>
-      <w:proofErr w:type="gramEnd"/>
+        <w:t>SELECT f.id_factura, al.nombre, al.apellidos, f.importe, f.pagado</w:t>
+      </w:r>
     </w:p>
     <w:p>
       <w:r>
@@ -1659,47 +1351,20 @@
     </w:p>
     <w:p>
       <w:r>
-        <w:t xml:space="preserve">JOIN alumnos al ON </w:t>
-      </w:r>
-      <w:proofErr w:type="spellStart"/>
-      <w:r>
-        <w:t>f.id_alumno</w:t>
-      </w:r>
-      <w:proofErr w:type="spellEnd"/>
-      <w:r>
-        <w:t xml:space="preserve"> = </w:t>
-      </w:r>
-      <w:proofErr w:type="spellStart"/>
-      <w:r>
-        <w:t>al.id</w:t>
-      </w:r>
-      <w:proofErr w:type="spellEnd"/>
-    </w:p>
-    <w:p>
-      <w:pPr>
-        <w:rPr>
-          <w:lang w:val="en-GB"/>
-        </w:rPr>
-      </w:pPr>
-      <w:r>
-        <w:rPr>
-          <w:lang w:val="en-GB"/>
-        </w:rPr>
-        <w:t xml:space="preserve">ORDER BY </w:t>
-      </w:r>
-      <w:proofErr w:type="spellStart"/>
-      <w:r>
-        <w:rPr>
-          <w:lang w:val="en-GB"/>
-        </w:rPr>
-        <w:t>f.id_factura</w:t>
-      </w:r>
-      <w:proofErr w:type="spellEnd"/>
-      <w:r>
-        <w:rPr>
-          <w:lang w:val="en-GB"/>
-        </w:rPr>
-        <w:t>;</w:t>
+        <w:t>JOIN alumnos al ON f.id_alumno = al.id</w:t>
+      </w:r>
+    </w:p>
+    <w:p>
+      <w:pPr>
+        <w:rPr>
+          <w:lang w:val="en-GB"/>
+        </w:rPr>
+      </w:pPr>
+      <w:r>
+        <w:rPr>
+          <w:lang w:val="en-GB"/>
+        </w:rPr>
+        <w:t>ORDER BY f.id_factura;</w:t>
       </w:r>
     </w:p>
     <w:p>
@@ -1735,51 +1400,8 @@
     </w:p>
     <w:p>
       <w:r>
-        <w:t xml:space="preserve">SELECT </w:t>
-      </w:r>
-      <w:proofErr w:type="spellStart"/>
-      <w:r>
-        <w:t>al.id</w:t>
-      </w:r>
-      <w:proofErr w:type="spellEnd"/>
-      <w:r>
-        <w:t xml:space="preserve">, </w:t>
-      </w:r>
-      <w:proofErr w:type="spellStart"/>
-      <w:proofErr w:type="gramStart"/>
-      <w:r>
-        <w:t>al.nombre</w:t>
-      </w:r>
-      <w:proofErr w:type="spellEnd"/>
-      <w:proofErr w:type="gramEnd"/>
-      <w:r>
-        <w:t xml:space="preserve">, </w:t>
-      </w:r>
-      <w:proofErr w:type="spellStart"/>
-      <w:proofErr w:type="gramStart"/>
-      <w:r>
-        <w:t>al.apellidos</w:t>
-      </w:r>
-      <w:proofErr w:type="spellEnd"/>
-      <w:proofErr w:type="gramEnd"/>
-      <w:r>
-        <w:t>, SUM(</w:t>
-      </w:r>
-      <w:proofErr w:type="spellStart"/>
-      <w:proofErr w:type="gramStart"/>
-      <w:r>
-        <w:t>f.importe</w:t>
-      </w:r>
-      <w:proofErr w:type="spellEnd"/>
-      <w:proofErr w:type="gramEnd"/>
-      <w:r>
-        <w:t xml:space="preserve">) AS </w:t>
-      </w:r>
-      <w:proofErr w:type="spellStart"/>
-      <w:r>
-        <w:t>total_facturado</w:t>
-      </w:r>
-      <w:proofErr w:type="spellEnd"/>
+        <w:t>SELECT al.id, al.nombre, al.apellidos, SUM(f.importe) AS total_facturado</w:t>
+      </w:r>
     </w:p>
     <w:p>
       <w:r>
@@ -1788,63 +1410,17 @@
     </w:p>
     <w:p>
       <w:r>
-        <w:t xml:space="preserve">JOIN alumnos al ON </w:t>
-      </w:r>
-      <w:proofErr w:type="spellStart"/>
-      <w:r>
-        <w:t>f.id_alumno</w:t>
-      </w:r>
-      <w:proofErr w:type="spellEnd"/>
-      <w:r>
-        <w:t xml:space="preserve"> = </w:t>
-      </w:r>
-      <w:proofErr w:type="spellStart"/>
-      <w:r>
-        <w:t>al.id</w:t>
-      </w:r>
-      <w:proofErr w:type="spellEnd"/>
-    </w:p>
-    <w:p>
-      <w:r>
-        <w:t xml:space="preserve">GROUP BY </w:t>
-      </w:r>
-      <w:proofErr w:type="spellStart"/>
-      <w:r>
-        <w:t>al.id</w:t>
-      </w:r>
-      <w:proofErr w:type="spellEnd"/>
-      <w:r>
-        <w:t xml:space="preserve">, </w:t>
-      </w:r>
-      <w:proofErr w:type="spellStart"/>
-      <w:proofErr w:type="gramStart"/>
-      <w:r>
-        <w:t>al.nombre</w:t>
-      </w:r>
-      <w:proofErr w:type="spellEnd"/>
-      <w:proofErr w:type="gramEnd"/>
-      <w:r>
-        <w:t xml:space="preserve">, </w:t>
-      </w:r>
-      <w:proofErr w:type="spellStart"/>
-      <w:proofErr w:type="gramStart"/>
-      <w:r>
-        <w:t>al.apellidos</w:t>
-      </w:r>
-      <w:proofErr w:type="spellEnd"/>
-      <w:proofErr w:type="gramEnd"/>
-    </w:p>
-    <w:p>
-      <w:r>
-        <w:t xml:space="preserve">ORDER BY </w:t>
-      </w:r>
-      <w:proofErr w:type="spellStart"/>
-      <w:r>
-        <w:t>total_facturado</w:t>
-      </w:r>
-      <w:proofErr w:type="spellEnd"/>
-      <w:r>
-        <w:t xml:space="preserve"> DESC;</w:t>
+        <w:t>JOIN alumnos al ON f.id_alumno = al.id</w:t>
+      </w:r>
+    </w:p>
+    <w:p>
+      <w:r>
+        <w:t>GROUP BY al.id, al.nombre, al.apellidos</w:t>
+      </w:r>
+    </w:p>
+    <w:p>
+      <w:r>
+        <w:t>ORDER BY total_facturado DESC;</w:t>
       </w:r>
     </w:p>
     <w:p>
@@ -1880,51 +1456,8 @@
     </w:p>
     <w:p>
       <w:r>
-        <w:t xml:space="preserve">SELECT </w:t>
-      </w:r>
-      <w:proofErr w:type="spellStart"/>
-      <w:r>
-        <w:t>al.id</w:t>
-      </w:r>
-      <w:proofErr w:type="spellEnd"/>
-      <w:r>
-        <w:t xml:space="preserve">, </w:t>
-      </w:r>
-      <w:proofErr w:type="spellStart"/>
-      <w:proofErr w:type="gramStart"/>
-      <w:r>
-        <w:t>al.nombre</w:t>
-      </w:r>
-      <w:proofErr w:type="spellEnd"/>
-      <w:proofErr w:type="gramEnd"/>
-      <w:r>
-        <w:t xml:space="preserve">, </w:t>
-      </w:r>
-      <w:proofErr w:type="spellStart"/>
-      <w:proofErr w:type="gramStart"/>
-      <w:r>
-        <w:t>al.apellidos</w:t>
-      </w:r>
-      <w:proofErr w:type="spellEnd"/>
-      <w:proofErr w:type="gramEnd"/>
-      <w:r>
-        <w:t>, SUM(</w:t>
-      </w:r>
-      <w:proofErr w:type="spellStart"/>
-      <w:proofErr w:type="gramStart"/>
-      <w:r>
-        <w:t>f.importe</w:t>
-      </w:r>
-      <w:proofErr w:type="spellEnd"/>
-      <w:proofErr w:type="gramEnd"/>
-      <w:r>
-        <w:t xml:space="preserve">) AS </w:t>
-      </w:r>
-      <w:proofErr w:type="spellStart"/>
-      <w:r>
-        <w:t>total_pagado</w:t>
-      </w:r>
-      <w:proofErr w:type="spellEnd"/>
+        <w:t>SELECT al.id, al.nombre, al.apellidos, SUM(f.importe) AS total_pagado</w:t>
+      </w:r>
     </w:p>
     <w:p>
       <w:r>
@@ -1933,92 +1466,30 @@
     </w:p>
     <w:p>
       <w:r>
-        <w:t xml:space="preserve">JOIN alumnos al ON </w:t>
-      </w:r>
-      <w:proofErr w:type="spellStart"/>
-      <w:r>
-        <w:t>f.id_alumno</w:t>
-      </w:r>
-      <w:proofErr w:type="spellEnd"/>
-      <w:r>
-        <w:t xml:space="preserve"> = </w:t>
-      </w:r>
-      <w:proofErr w:type="spellStart"/>
-      <w:r>
-        <w:t>al.id</w:t>
-      </w:r>
-      <w:proofErr w:type="spellEnd"/>
-    </w:p>
-    <w:p>
-      <w:r>
-        <w:t xml:space="preserve">WHERE </w:t>
-      </w:r>
-      <w:proofErr w:type="spellStart"/>
-      <w:proofErr w:type="gramStart"/>
-      <w:r>
-        <w:t>f.pagado</w:t>
-      </w:r>
-      <w:proofErr w:type="spellEnd"/>
-      <w:proofErr w:type="gramEnd"/>
-      <w:r>
-        <w:t xml:space="preserve"> = 'si'</w:t>
-      </w:r>
-    </w:p>
-    <w:p>
-      <w:r>
-        <w:t xml:space="preserve">GROUP BY </w:t>
-      </w:r>
-      <w:proofErr w:type="spellStart"/>
-      <w:r>
-        <w:t>al.id</w:t>
-      </w:r>
-      <w:proofErr w:type="spellEnd"/>
-      <w:r>
-        <w:t xml:space="preserve">, </w:t>
-      </w:r>
-      <w:proofErr w:type="spellStart"/>
-      <w:proofErr w:type="gramStart"/>
-      <w:r>
-        <w:t>al.nombre</w:t>
-      </w:r>
-      <w:proofErr w:type="spellEnd"/>
-      <w:proofErr w:type="gramEnd"/>
-      <w:r>
-        <w:t xml:space="preserve">, </w:t>
-      </w:r>
-      <w:proofErr w:type="spellStart"/>
-      <w:proofErr w:type="gramStart"/>
-      <w:r>
-        <w:t>al.apellidos</w:t>
-      </w:r>
-      <w:proofErr w:type="spellEnd"/>
-      <w:proofErr w:type="gramEnd"/>
-    </w:p>
-    <w:p>
-      <w:pPr>
-        <w:rPr>
-          <w:lang w:val="en-GB"/>
-        </w:rPr>
-      </w:pPr>
-      <w:r>
-        <w:rPr>
-          <w:lang w:val="en-GB"/>
-        </w:rPr>
-        <w:t xml:space="preserve">ORDER BY </w:t>
-      </w:r>
-      <w:proofErr w:type="spellStart"/>
-      <w:r>
-        <w:rPr>
-          <w:lang w:val="en-GB"/>
-        </w:rPr>
-        <w:t>total_pagado</w:t>
-      </w:r>
-      <w:proofErr w:type="spellEnd"/>
-      <w:r>
-        <w:rPr>
-          <w:lang w:val="en-GB"/>
-        </w:rPr>
-        <w:t xml:space="preserve"> DESC</w:t>
+        <w:t>JOIN alumnos al ON f.id_alumno = al.id</w:t>
+      </w:r>
+    </w:p>
+    <w:p>
+      <w:r>
+        <w:t>WHERE f.pagado = 'si'</w:t>
+      </w:r>
+    </w:p>
+    <w:p>
+      <w:r>
+        <w:t>GROUP BY al.id, al.nombre, al.apellidos</w:t>
+      </w:r>
+    </w:p>
+    <w:p>
+      <w:pPr>
+        <w:rPr>
+          <w:lang w:val="en-GB"/>
+        </w:rPr>
+      </w:pPr>
+      <w:r>
+        <w:rPr>
+          <w:lang w:val="en-GB"/>
+        </w:rPr>
+        <w:t>ORDER BY total_pagado DESC</w:t>
       </w:r>
     </w:p>
     <w:p>
@@ -2068,45 +1539,7 @@
     </w:p>
     <w:p>
       <w:r>
-        <w:t xml:space="preserve">SELECT </w:t>
-      </w:r>
-      <w:proofErr w:type="spellStart"/>
-      <w:r>
-        <w:t>al.id</w:t>
-      </w:r>
-      <w:proofErr w:type="spellEnd"/>
-      <w:r>
-        <w:t xml:space="preserve">, </w:t>
-      </w:r>
-      <w:proofErr w:type="spellStart"/>
-      <w:proofErr w:type="gramStart"/>
-      <w:r>
-        <w:t>al.nombre</w:t>
-      </w:r>
-      <w:proofErr w:type="spellEnd"/>
-      <w:proofErr w:type="gramEnd"/>
-      <w:r>
-        <w:t xml:space="preserve">, </w:t>
-      </w:r>
-      <w:proofErr w:type="spellStart"/>
-      <w:proofErr w:type="gramStart"/>
-      <w:r>
-        <w:t>al.apellidos</w:t>
-      </w:r>
-      <w:proofErr w:type="spellEnd"/>
-      <w:proofErr w:type="gramEnd"/>
-      <w:r>
-        <w:t>, SUM(</w:t>
-      </w:r>
-      <w:proofErr w:type="spellStart"/>
-      <w:proofErr w:type="gramStart"/>
-      <w:r>
-        <w:t>f.importe</w:t>
-      </w:r>
-      <w:proofErr w:type="spellEnd"/>
-      <w:proofErr w:type="gramEnd"/>
-      <w:r>
-        <w:t>) AS deuda</w:t>
+        <w:t>SELECT al.id, al.nombre, al.apellidos, SUM(f.importe) AS deuda</w:t>
       </w:r>
     </w:p>
     <w:p>
@@ -2116,92 +1549,30 @@
     </w:p>
     <w:p>
       <w:r>
-        <w:t xml:space="preserve">JOIN alumnos al ON </w:t>
-      </w:r>
-      <w:proofErr w:type="spellStart"/>
-      <w:r>
-        <w:t>f.id_alumno</w:t>
-      </w:r>
-      <w:proofErr w:type="spellEnd"/>
-      <w:r>
-        <w:t xml:space="preserve"> = </w:t>
-      </w:r>
-      <w:proofErr w:type="spellStart"/>
-      <w:r>
-        <w:t>al.id</w:t>
-      </w:r>
-      <w:proofErr w:type="spellEnd"/>
-    </w:p>
-    <w:p>
-      <w:r>
-        <w:t xml:space="preserve">WHERE </w:t>
-      </w:r>
-      <w:proofErr w:type="spellStart"/>
-      <w:proofErr w:type="gramStart"/>
-      <w:r>
-        <w:t>f.pagado</w:t>
-      </w:r>
-      <w:proofErr w:type="spellEnd"/>
-      <w:proofErr w:type="gramEnd"/>
-      <w:r>
-        <w:t xml:space="preserve"> = 'no'</w:t>
-      </w:r>
-    </w:p>
-    <w:p>
-      <w:r>
-        <w:t xml:space="preserve">GROUP BY </w:t>
-      </w:r>
-      <w:proofErr w:type="spellStart"/>
-      <w:r>
-        <w:t>al.id</w:t>
-      </w:r>
-      <w:proofErr w:type="spellEnd"/>
-      <w:r>
-        <w:t xml:space="preserve">, </w:t>
-      </w:r>
-      <w:proofErr w:type="spellStart"/>
-      <w:proofErr w:type="gramStart"/>
-      <w:r>
-        <w:t>al.nombre</w:t>
-      </w:r>
-      <w:proofErr w:type="spellEnd"/>
-      <w:proofErr w:type="gramEnd"/>
-      <w:r>
-        <w:t xml:space="preserve">, </w:t>
-      </w:r>
-      <w:proofErr w:type="spellStart"/>
-      <w:proofErr w:type="gramStart"/>
-      <w:r>
-        <w:t>al.apellidos</w:t>
-      </w:r>
-      <w:proofErr w:type="spellEnd"/>
-      <w:proofErr w:type="gramEnd"/>
-    </w:p>
-    <w:p>
-      <w:pPr>
-        <w:rPr>
-          <w:lang w:val="en-GB"/>
-        </w:rPr>
-      </w:pPr>
-      <w:r>
-        <w:rPr>
-          <w:lang w:val="en-GB"/>
-        </w:rPr>
-        <w:t xml:space="preserve">ORDER BY </w:t>
-      </w:r>
-      <w:proofErr w:type="spellStart"/>
-      <w:r>
-        <w:rPr>
-          <w:lang w:val="en-GB"/>
-        </w:rPr>
-        <w:t>deuda</w:t>
-      </w:r>
-      <w:proofErr w:type="spellEnd"/>
-      <w:r>
-        <w:rPr>
-          <w:lang w:val="en-GB"/>
-        </w:rPr>
-        <w:t xml:space="preserve"> DESC</w:t>
+        <w:t>JOIN alumnos al ON f.id_alumno = al.id</w:t>
+      </w:r>
+    </w:p>
+    <w:p>
+      <w:r>
+        <w:t>WHERE f.pagado = 'no'</w:t>
+      </w:r>
+    </w:p>
+    <w:p>
+      <w:r>
+        <w:t>GROUP BY al.id, al.nombre, al.apellidos</w:t>
+      </w:r>
+    </w:p>
+    <w:p>
+      <w:pPr>
+        <w:rPr>
+          <w:lang w:val="en-GB"/>
+        </w:rPr>
+      </w:pPr>
+      <w:r>
+        <w:rPr>
+          <w:lang w:val="en-GB"/>
+        </w:rPr>
+        <w:t>ORDER BY deuda DESC</w:t>
       </w:r>
     </w:p>
     <w:p>
@@ -2250,238 +1621,72 @@
     </w:p>
     <w:p>
       <w:r>
-        <w:t xml:space="preserve">SELECT </w:t>
-      </w:r>
-      <w:proofErr w:type="spellStart"/>
-      <w:r>
-        <w:t>al.id</w:t>
-      </w:r>
-      <w:proofErr w:type="spellEnd"/>
-      <w:r>
-        <w:t xml:space="preserve">, </w:t>
-      </w:r>
-      <w:proofErr w:type="spellStart"/>
-      <w:proofErr w:type="gramStart"/>
-      <w:r>
-        <w:t>al.nombre</w:t>
-      </w:r>
-      <w:proofErr w:type="spellEnd"/>
-      <w:proofErr w:type="gramEnd"/>
-      <w:r>
-        <w:t xml:space="preserve">, </w:t>
-      </w:r>
-      <w:proofErr w:type="spellStart"/>
-      <w:proofErr w:type="gramStart"/>
-      <w:r>
-        <w:t>al.apellidos</w:t>
-      </w:r>
-      <w:proofErr w:type="spellEnd"/>
-      <w:proofErr w:type="gramEnd"/>
-      <w:r>
-        <w:t>,</w:t>
-      </w:r>
-    </w:p>
-    <w:p>
+        <w:t>SELECT al.id, al.nombre, al.apellidos,</w:t>
+      </w:r>
+    </w:p>
+    <w:p>
+      <w:r>
+        <w:t xml:space="preserve">       COUNT(DISTINCT a.id) AS num_asistencias,</w:t>
+      </w:r>
+    </w:p>
+    <w:p>
+      <w:pPr>
+        <w:rPr>
+          <w:lang w:val="en-GB"/>
+        </w:rPr>
+      </w:pPr>
       <w:r>
         <w:t xml:space="preserve">       </w:t>
       </w:r>
-      <w:proofErr w:type="gramStart"/>
-      <w:r>
-        <w:t>COUNT(</w:t>
-      </w:r>
-      <w:proofErr w:type="gramEnd"/>
-      <w:r>
-        <w:t xml:space="preserve">DISTINCT </w:t>
-      </w:r>
-      <w:proofErr w:type="spellStart"/>
-      <w:r>
-        <w:t>a.id</w:t>
-      </w:r>
-      <w:proofErr w:type="spellEnd"/>
-      <w:r>
-        <w:t xml:space="preserve">) AS </w:t>
-      </w:r>
-      <w:proofErr w:type="spellStart"/>
-      <w:r>
-        <w:t>num_asistencias</w:t>
-      </w:r>
-      <w:proofErr w:type="spellEnd"/>
-      <w:r>
-        <w:t>,</w:t>
-      </w:r>
-    </w:p>
-    <w:p>
-      <w:pPr>
-        <w:rPr>
-          <w:lang w:val="en-GB"/>
-        </w:rPr>
-      </w:pPr>
-      <w:r>
-        <w:t xml:space="preserve">       </w:t>
-      </w:r>
-      <w:proofErr w:type="gramStart"/>
-      <w:r>
-        <w:rPr>
-          <w:lang w:val="en-GB"/>
-        </w:rPr>
-        <w:t>COUNT(</w:t>
-      </w:r>
-      <w:proofErr w:type="gramEnd"/>
-      <w:r>
-        <w:rPr>
-          <w:lang w:val="en-GB"/>
-        </w:rPr>
-        <w:t xml:space="preserve">DISTINCT </w:t>
-      </w:r>
-      <w:proofErr w:type="spellStart"/>
-      <w:r>
-        <w:rPr>
-          <w:lang w:val="en-GB"/>
-        </w:rPr>
-        <w:t>f.id_factura</w:t>
-      </w:r>
-      <w:proofErr w:type="spellEnd"/>
-      <w:r>
-        <w:rPr>
-          <w:lang w:val="en-GB"/>
-        </w:rPr>
-        <w:t xml:space="preserve">) AS </w:t>
-      </w:r>
-      <w:proofErr w:type="spellStart"/>
-      <w:r>
-        <w:rPr>
-          <w:lang w:val="en-GB"/>
-        </w:rPr>
-        <w:t>num_facturas</w:t>
-      </w:r>
-      <w:proofErr w:type="spellEnd"/>
-    </w:p>
-    <w:p>
-      <w:pPr>
-        <w:rPr>
-          <w:lang w:val="en-GB"/>
-        </w:rPr>
-      </w:pPr>
-      <w:r>
-        <w:rPr>
-          <w:lang w:val="en-GB"/>
-        </w:rPr>
-        <w:t xml:space="preserve">FROM </w:t>
-      </w:r>
-      <w:proofErr w:type="spellStart"/>
-      <w:r>
-        <w:rPr>
-          <w:lang w:val="en-GB"/>
-        </w:rPr>
-        <w:t>alumnos</w:t>
-      </w:r>
-      <w:proofErr w:type="spellEnd"/>
-      <w:r>
-        <w:rPr>
-          <w:lang w:val="en-GB"/>
-        </w:rPr>
-        <w:t xml:space="preserve"> al</w:t>
-      </w:r>
-    </w:p>
-    <w:p>
-      <w:pPr>
-        <w:rPr>
-          <w:lang w:val="en-GB"/>
-        </w:rPr>
-      </w:pPr>
-      <w:r>
-        <w:rPr>
-          <w:lang w:val="en-GB"/>
-        </w:rPr>
-        <w:t xml:space="preserve">LEFT JOIN </w:t>
-      </w:r>
-      <w:proofErr w:type="spellStart"/>
-      <w:r>
-        <w:rPr>
-          <w:lang w:val="en-GB"/>
-        </w:rPr>
-        <w:t>asistencia</w:t>
-      </w:r>
-      <w:proofErr w:type="spellEnd"/>
-      <w:r>
-        <w:rPr>
-          <w:lang w:val="en-GB"/>
-        </w:rPr>
-        <w:t xml:space="preserve"> a ON </w:t>
-      </w:r>
-      <w:proofErr w:type="spellStart"/>
-      <w:r>
-        <w:rPr>
-          <w:lang w:val="en-GB"/>
-        </w:rPr>
-        <w:t>a.id_alumno</w:t>
-      </w:r>
-      <w:proofErr w:type="spellEnd"/>
-      <w:r>
-        <w:rPr>
-          <w:lang w:val="en-GB"/>
-        </w:rPr>
-        <w:t xml:space="preserve"> = al.id</w:t>
-      </w:r>
-    </w:p>
-    <w:p>
-      <w:pPr>
-        <w:rPr>
-          <w:lang w:val="en-GB"/>
-        </w:rPr>
-      </w:pPr>
-      <w:r>
-        <w:rPr>
-          <w:lang w:val="en-GB"/>
-        </w:rPr>
-        <w:t xml:space="preserve">LEFT JOIN facturas f ON </w:t>
-      </w:r>
-      <w:proofErr w:type="spellStart"/>
-      <w:r>
-        <w:rPr>
-          <w:lang w:val="en-GB"/>
-        </w:rPr>
-        <w:t>f.id_alumno</w:t>
-      </w:r>
-      <w:proofErr w:type="spellEnd"/>
-      <w:r>
-        <w:rPr>
-          <w:lang w:val="en-GB"/>
-        </w:rPr>
-        <w:t xml:space="preserve"> = al.id</w:t>
-      </w:r>
-    </w:p>
-    <w:p>
-      <w:r>
-        <w:t xml:space="preserve">GROUP BY </w:t>
-      </w:r>
-      <w:proofErr w:type="spellStart"/>
-      <w:r>
-        <w:t>al.id</w:t>
-      </w:r>
-      <w:proofErr w:type="spellEnd"/>
-      <w:r>
-        <w:t xml:space="preserve">, </w:t>
-      </w:r>
-      <w:proofErr w:type="spellStart"/>
-      <w:proofErr w:type="gramStart"/>
-      <w:r>
-        <w:t>al.nombre</w:t>
-      </w:r>
-      <w:proofErr w:type="spellEnd"/>
-      <w:proofErr w:type="gramEnd"/>
-      <w:r>
-        <w:t xml:space="preserve">, </w:t>
-      </w:r>
-      <w:proofErr w:type="spellStart"/>
-      <w:proofErr w:type="gramStart"/>
-      <w:r>
-        <w:t>al.apellidos</w:t>
-      </w:r>
-      <w:proofErr w:type="spellEnd"/>
-      <w:proofErr w:type="gramEnd"/>
-      <w:r>
-        <w:t>;</w:t>
+      <w:r>
+        <w:rPr>
+          <w:lang w:val="en-GB"/>
+        </w:rPr>
+        <w:t>COUNT(DISTINCT f.id_factura) AS num_facturas</w:t>
+      </w:r>
+    </w:p>
+    <w:p>
+      <w:pPr>
+        <w:rPr>
+          <w:lang w:val="en-GB"/>
+        </w:rPr>
+      </w:pPr>
+      <w:r>
+        <w:rPr>
+          <w:lang w:val="en-GB"/>
+        </w:rPr>
+        <w:t>FROM alumnos al</w:t>
+      </w:r>
+    </w:p>
+    <w:p>
+      <w:pPr>
+        <w:rPr>
+          <w:lang w:val="en-GB"/>
+        </w:rPr>
+      </w:pPr>
+      <w:r>
+        <w:rPr>
+          <w:lang w:val="en-GB"/>
+        </w:rPr>
+        <w:t>LEFT JOIN asistencia a ON a.id_alumno = al.id</w:t>
+      </w:r>
+    </w:p>
+    <w:p>
+      <w:pPr>
+        <w:rPr>
+          <w:lang w:val="en-GB"/>
+        </w:rPr>
+      </w:pPr>
+      <w:r>
+        <w:rPr>
+          <w:lang w:val="en-GB"/>
+        </w:rPr>
+        <w:t>LEFT JOIN facturas f ON f.id_alumno = al.id</w:t>
+      </w:r>
+    </w:p>
+    <w:p>
+      <w:r>
+        <w:t>GROUP BY al.id, al.nombre, al.apellidos;</w:t>
       </w:r>
     </w:p>
     <w:p>
@@ -2557,15 +1762,7 @@
     </w:p>
     <w:p>
       <w:r>
-        <w:t xml:space="preserve">WHERE id IN (SELECT </w:t>
-      </w:r>
-      <w:proofErr w:type="spellStart"/>
-      <w:r>
-        <w:t>id_alumno</w:t>
-      </w:r>
-      <w:proofErr w:type="spellEnd"/>
-      <w:r>
-        <w:t xml:space="preserve"> FROM asistencia);</w:t>
+        <w:t>WHERE id IN (SELECT id_alumno FROM asistencia);</w:t>
       </w:r>
     </w:p>
     <w:p>
@@ -2600,23 +1797,13 @@
         </w:rPr>
         <w:t xml:space="preserve"> </w:t>
       </w:r>
-      <w:proofErr w:type="spellStart"/>
-      <w:r>
-        <w:rPr>
-          <w:b/>
-          <w:bCs/>
-          <w:lang w:val="en-GB"/>
-        </w:rPr>
-        <w:t>Solución</w:t>
-      </w:r>
-      <w:proofErr w:type="spellEnd"/>
-      <w:r>
-        <w:rPr>
-          <w:b/>
-          <w:bCs/>
-          <w:lang w:val="en-GB"/>
-        </w:rPr>
-        <w:t>:</w:t>
+      <w:r>
+        <w:rPr>
+          <w:b/>
+          <w:bCs/>
+          <w:lang w:val="en-GB"/>
+        </w:rPr>
+        <w:t>Solución:</w:t>
       </w:r>
     </w:p>
     <w:p>
@@ -2643,70 +1830,20 @@
           <w:lang w:val="en-GB"/>
         </w:rPr>
         <w:lastRenderedPageBreak/>
-        <w:t xml:space="preserve">FROM </w:t>
-      </w:r>
-      <w:proofErr w:type="spellStart"/>
-      <w:r>
-        <w:rPr>
-          <w:lang w:val="en-GB"/>
-        </w:rPr>
-        <w:t>alumnos</w:t>
-      </w:r>
-      <w:proofErr w:type="spellEnd"/>
-    </w:p>
-    <w:p>
-      <w:pPr>
-        <w:rPr>
-          <w:lang w:val="en-GB"/>
-        </w:rPr>
-      </w:pPr>
-      <w:r>
-        <w:rPr>
-          <w:lang w:val="en-GB"/>
-        </w:rPr>
-        <w:t xml:space="preserve">WHERE </w:t>
-      </w:r>
-      <w:proofErr w:type="spellStart"/>
-      <w:r>
-        <w:rPr>
-          <w:lang w:val="en-GB"/>
-        </w:rPr>
-        <w:t>id</w:t>
-      </w:r>
-      <w:proofErr w:type="spellEnd"/>
-      <w:r>
-        <w:rPr>
-          <w:lang w:val="en-GB"/>
-        </w:rPr>
-        <w:t xml:space="preserve"> NOT IN (SELECT </w:t>
-      </w:r>
-      <w:proofErr w:type="spellStart"/>
-      <w:r>
-        <w:rPr>
-          <w:lang w:val="en-GB"/>
-        </w:rPr>
-        <w:t>id_alumno</w:t>
-      </w:r>
-      <w:proofErr w:type="spellEnd"/>
-      <w:r>
-        <w:rPr>
-          <w:lang w:val="en-GB"/>
-        </w:rPr>
-        <w:t xml:space="preserve"> FROM </w:t>
-      </w:r>
-      <w:proofErr w:type="spellStart"/>
-      <w:r>
-        <w:rPr>
-          <w:lang w:val="en-GB"/>
-        </w:rPr>
-        <w:t>asistencia</w:t>
-      </w:r>
-      <w:proofErr w:type="spellEnd"/>
-      <w:r>
-        <w:rPr>
-          <w:lang w:val="en-GB"/>
-        </w:rPr>
-        <w:t>);</w:t>
+        <w:t>FROM alumnos</w:t>
+      </w:r>
+    </w:p>
+    <w:p>
+      <w:pPr>
+        <w:rPr>
+          <w:lang w:val="en-GB"/>
+        </w:rPr>
+      </w:pPr>
+      <w:r>
+        <w:rPr>
+          <w:lang w:val="en-GB"/>
+        </w:rPr>
+        <w:t>WHERE id NOT IN (SELECT id_alumno FROM asistencia);</w:t>
       </w:r>
     </w:p>
     <w:p>
@@ -2741,23 +1878,13 @@
         </w:rPr>
         <w:t xml:space="preserve"> </w:t>
       </w:r>
-      <w:proofErr w:type="spellStart"/>
-      <w:r>
-        <w:rPr>
-          <w:b/>
-          <w:bCs/>
-          <w:lang w:val="en-GB"/>
-        </w:rPr>
-        <w:t>Solución</w:t>
-      </w:r>
-      <w:proofErr w:type="spellEnd"/>
-      <w:r>
-        <w:rPr>
-          <w:b/>
-          <w:bCs/>
-          <w:lang w:val="en-GB"/>
-        </w:rPr>
-        <w:t>:</w:t>
+      <w:r>
+        <w:rPr>
+          <w:b/>
+          <w:bCs/>
+          <w:lang w:val="en-GB"/>
+        </w:rPr>
+        <w:t>Solución:</w:t>
       </w:r>
     </w:p>
     <w:p>
@@ -2783,56 +1910,20 @@
         <w:rPr>
           <w:lang w:val="en-GB"/>
         </w:rPr>
-        <w:t xml:space="preserve">FROM </w:t>
-      </w:r>
-      <w:proofErr w:type="spellStart"/>
-      <w:r>
-        <w:rPr>
-          <w:lang w:val="en-GB"/>
-        </w:rPr>
-        <w:t>cursos</w:t>
-      </w:r>
-      <w:proofErr w:type="spellEnd"/>
-    </w:p>
-    <w:p>
-      <w:pPr>
-        <w:rPr>
-          <w:lang w:val="en-GB"/>
-        </w:rPr>
-      </w:pPr>
-      <w:r>
-        <w:rPr>
-          <w:lang w:val="en-GB"/>
-        </w:rPr>
-        <w:t xml:space="preserve">WHERE id IN (SELECT </w:t>
-      </w:r>
-      <w:proofErr w:type="spellStart"/>
-      <w:r>
-        <w:rPr>
-          <w:lang w:val="en-GB"/>
-        </w:rPr>
-        <w:t>id_curso</w:t>
-      </w:r>
-      <w:proofErr w:type="spellEnd"/>
-      <w:r>
-        <w:rPr>
-          <w:lang w:val="en-GB"/>
-        </w:rPr>
-        <w:t xml:space="preserve"> FROM </w:t>
-      </w:r>
-      <w:proofErr w:type="spellStart"/>
-      <w:r>
-        <w:rPr>
-          <w:lang w:val="en-GB"/>
-        </w:rPr>
-        <w:t>asistencia</w:t>
-      </w:r>
-      <w:proofErr w:type="spellEnd"/>
-      <w:r>
-        <w:rPr>
-          <w:lang w:val="en-GB"/>
-        </w:rPr>
-        <w:t>);</w:t>
+        <w:t>FROM cursos</w:t>
+      </w:r>
+    </w:p>
+    <w:p>
+      <w:pPr>
+        <w:rPr>
+          <w:lang w:val="en-GB"/>
+        </w:rPr>
+      </w:pPr>
+      <w:r>
+        <w:rPr>
+          <w:lang w:val="en-GB"/>
+        </w:rPr>
+        <w:t>WHERE id IN (SELECT id_curso FROM asistencia);</w:t>
       </w:r>
     </w:p>
     <w:p>
@@ -2867,23 +1958,13 @@
         </w:rPr>
         <w:t xml:space="preserve"> </w:t>
       </w:r>
-      <w:proofErr w:type="spellStart"/>
-      <w:r>
-        <w:rPr>
-          <w:b/>
-          <w:bCs/>
-          <w:lang w:val="en-GB"/>
-        </w:rPr>
-        <w:t>Solución</w:t>
-      </w:r>
-      <w:proofErr w:type="spellEnd"/>
-      <w:r>
-        <w:rPr>
-          <w:b/>
-          <w:bCs/>
-          <w:lang w:val="en-GB"/>
-        </w:rPr>
-        <w:t>:</w:t>
+      <w:r>
+        <w:rPr>
+          <w:b/>
+          <w:bCs/>
+          <w:lang w:val="en-GB"/>
+        </w:rPr>
+        <w:t>Solución:</w:t>
       </w:r>
     </w:p>
     <w:p>
@@ -2909,70 +1990,20 @@
         <w:rPr>
           <w:lang w:val="en-GB"/>
         </w:rPr>
-        <w:t xml:space="preserve">FROM </w:t>
-      </w:r>
-      <w:proofErr w:type="spellStart"/>
-      <w:r>
-        <w:rPr>
-          <w:lang w:val="en-GB"/>
-        </w:rPr>
-        <w:t>cursos</w:t>
-      </w:r>
-      <w:proofErr w:type="spellEnd"/>
-    </w:p>
-    <w:p>
-      <w:pPr>
-        <w:rPr>
-          <w:lang w:val="en-GB"/>
-        </w:rPr>
-      </w:pPr>
-      <w:r>
-        <w:rPr>
-          <w:lang w:val="en-GB"/>
-        </w:rPr>
-        <w:t xml:space="preserve">WHERE </w:t>
-      </w:r>
-      <w:proofErr w:type="spellStart"/>
-      <w:r>
-        <w:rPr>
-          <w:lang w:val="en-GB"/>
-        </w:rPr>
-        <w:t>id</w:t>
-      </w:r>
-      <w:proofErr w:type="spellEnd"/>
-      <w:r>
-        <w:rPr>
-          <w:lang w:val="en-GB"/>
-        </w:rPr>
-        <w:t xml:space="preserve"> NOT IN (SELECT </w:t>
-      </w:r>
-      <w:proofErr w:type="spellStart"/>
-      <w:r>
-        <w:rPr>
-          <w:lang w:val="en-GB"/>
-        </w:rPr>
-        <w:t>id_curso</w:t>
-      </w:r>
-      <w:proofErr w:type="spellEnd"/>
-      <w:r>
-        <w:rPr>
-          <w:lang w:val="en-GB"/>
-        </w:rPr>
-        <w:t xml:space="preserve"> FROM </w:t>
-      </w:r>
-      <w:proofErr w:type="spellStart"/>
-      <w:r>
-        <w:rPr>
-          <w:lang w:val="en-GB"/>
-        </w:rPr>
-        <w:t>asistencia</w:t>
-      </w:r>
-      <w:proofErr w:type="spellEnd"/>
-      <w:r>
-        <w:rPr>
-          <w:lang w:val="en-GB"/>
-        </w:rPr>
-        <w:t>);</w:t>
+        <w:t>FROM cursos</w:t>
+      </w:r>
+    </w:p>
+    <w:p>
+      <w:pPr>
+        <w:rPr>
+          <w:lang w:val="en-GB"/>
+        </w:rPr>
+      </w:pPr>
+      <w:r>
+        <w:rPr>
+          <w:lang w:val="en-GB"/>
+        </w:rPr>
+        <w:t>WHERE id NOT IN (SELECT id_curso FROM asistencia);</w:t>
       </w:r>
     </w:p>
     <w:p>
@@ -3007,23 +2038,13 @@
         </w:rPr>
         <w:t xml:space="preserve"> </w:t>
       </w:r>
-      <w:proofErr w:type="spellStart"/>
-      <w:r>
-        <w:rPr>
-          <w:b/>
-          <w:bCs/>
-          <w:lang w:val="en-GB"/>
-        </w:rPr>
-        <w:t>Solución</w:t>
-      </w:r>
-      <w:proofErr w:type="spellEnd"/>
-      <w:r>
-        <w:rPr>
-          <w:b/>
-          <w:bCs/>
-          <w:lang w:val="en-GB"/>
-        </w:rPr>
-        <w:t>:</w:t>
+      <w:r>
+        <w:rPr>
+          <w:b/>
+          <w:bCs/>
+          <w:lang w:val="en-GB"/>
+        </w:rPr>
+        <w:t>Solución:</w:t>
       </w:r>
     </w:p>
     <w:p>
@@ -3062,43 +2083,7 @@
         <w:rPr>
           <w:lang w:val="en-GB"/>
         </w:rPr>
-        <w:t xml:space="preserve">WHERE </w:t>
-      </w:r>
-      <w:proofErr w:type="spellStart"/>
-      <w:r>
-        <w:rPr>
-          <w:lang w:val="en-GB"/>
-        </w:rPr>
-        <w:t>importe</w:t>
-      </w:r>
-      <w:proofErr w:type="spellEnd"/>
-      <w:r>
-        <w:rPr>
-          <w:lang w:val="en-GB"/>
-        </w:rPr>
-        <w:t xml:space="preserve"> &gt; (SELECT </w:t>
-      </w:r>
-      <w:proofErr w:type="gramStart"/>
-      <w:r>
-        <w:rPr>
-          <w:lang w:val="en-GB"/>
-        </w:rPr>
-        <w:t>AVG(</w:t>
-      </w:r>
-      <w:proofErr w:type="spellStart"/>
-      <w:proofErr w:type="gramEnd"/>
-      <w:r>
-        <w:rPr>
-          <w:lang w:val="en-GB"/>
-        </w:rPr>
-        <w:t>importe</w:t>
-      </w:r>
-      <w:proofErr w:type="spellEnd"/>
-      <w:r>
-        <w:rPr>
-          <w:lang w:val="en-GB"/>
-        </w:rPr>
-        <w:t>) FROM facturas);</w:t>
+        <w:t>WHERE importe &gt; (SELECT AVG(importe) FROM facturas);</w:t>
       </w:r>
     </w:p>
     <w:p>
@@ -3134,13 +2119,8 @@
     </w:p>
     <w:p>
       <w:r>
-        <w:t xml:space="preserve">SELECT </w:t>
-      </w:r>
-      <w:proofErr w:type="gramStart"/>
-      <w:r>
-        <w:t>al.*</w:t>
-      </w:r>
-      <w:proofErr w:type="gramEnd"/>
+        <w:t>SELECT al.*</w:t>
+      </w:r>
     </w:p>
     <w:p>
       <w:r>
@@ -3149,26 +2129,13 @@
     </w:p>
     <w:p>
       <w:r>
-        <w:t xml:space="preserve">WHERE </w:t>
-      </w:r>
-      <w:proofErr w:type="spellStart"/>
-      <w:r>
-        <w:t>al.id</w:t>
-      </w:r>
-      <w:proofErr w:type="spellEnd"/>
-      <w:r>
-        <w:t xml:space="preserve"> = (</w:t>
-      </w:r>
-    </w:p>
-    <w:p>
-      <w:r>
-        <w:t xml:space="preserve">  SELECT </w:t>
-      </w:r>
-      <w:proofErr w:type="spellStart"/>
-      <w:r>
-        <w:t>f.id_alumno</w:t>
-      </w:r>
-      <w:proofErr w:type="spellEnd"/>
+        <w:t>WHERE al.id = (</w:t>
+      </w:r>
+    </w:p>
+    <w:p>
+      <w:r>
+        <w:t xml:space="preserve">  SELECT f.id_alumno</w:t>
+      </w:r>
     </w:p>
     <w:p>
       <w:pPr>
@@ -3196,73 +2163,33 @@
         <w:rPr>
           <w:lang w:val="en-GB"/>
         </w:rPr>
-        <w:t xml:space="preserve">  WHERE </w:t>
-      </w:r>
-      <w:proofErr w:type="spellStart"/>
-      <w:proofErr w:type="gramStart"/>
-      <w:r>
-        <w:rPr>
-          <w:lang w:val="en-GB"/>
-        </w:rPr>
-        <w:t>f.pagado</w:t>
-      </w:r>
-      <w:proofErr w:type="spellEnd"/>
-      <w:proofErr w:type="gramEnd"/>
-      <w:r>
-        <w:rPr>
-          <w:lang w:val="en-GB"/>
-        </w:rPr>
-        <w:t>='no'</w:t>
-      </w:r>
-    </w:p>
-    <w:p>
-      <w:pPr>
-        <w:rPr>
-          <w:lang w:val="en-GB"/>
-        </w:rPr>
-      </w:pPr>
-      <w:r>
-        <w:rPr>
-          <w:lang w:val="en-GB"/>
-        </w:rPr>
-        <w:t xml:space="preserve">  GROUP BY </w:t>
-      </w:r>
-      <w:proofErr w:type="spellStart"/>
-      <w:r>
-        <w:rPr>
-          <w:lang w:val="en-GB"/>
-        </w:rPr>
-        <w:t>f.id_alumno</w:t>
-      </w:r>
-      <w:proofErr w:type="spellEnd"/>
-    </w:p>
-    <w:p>
-      <w:pPr>
-        <w:rPr>
-          <w:lang w:val="en-GB"/>
-        </w:rPr>
-      </w:pPr>
-      <w:r>
-        <w:rPr>
-          <w:lang w:val="en-GB"/>
-        </w:rPr>
-        <w:t xml:space="preserve">  ORDER BY SUM(</w:t>
-      </w:r>
-      <w:proofErr w:type="spellStart"/>
-      <w:proofErr w:type="gramStart"/>
-      <w:r>
-        <w:rPr>
-          <w:lang w:val="en-GB"/>
-        </w:rPr>
-        <w:t>f.importe</w:t>
-      </w:r>
-      <w:proofErr w:type="spellEnd"/>
-      <w:proofErr w:type="gramEnd"/>
-      <w:r>
-        <w:rPr>
-          <w:lang w:val="en-GB"/>
-        </w:rPr>
-        <w:t>) DESC</w:t>
+        <w:t xml:space="preserve">  WHERE f.pagado='no'</w:t>
+      </w:r>
+    </w:p>
+    <w:p>
+      <w:pPr>
+        <w:rPr>
+          <w:lang w:val="en-GB"/>
+        </w:rPr>
+      </w:pPr>
+      <w:r>
+        <w:rPr>
+          <w:lang w:val="en-GB"/>
+        </w:rPr>
+        <w:t xml:space="preserve">  GROUP BY f.id_alumno</w:t>
+      </w:r>
+    </w:p>
+    <w:p>
+      <w:pPr>
+        <w:rPr>
+          <w:lang w:val="en-GB"/>
+        </w:rPr>
+      </w:pPr>
+      <w:r>
+        <w:rPr>
+          <w:lang w:val="en-GB"/>
+        </w:rPr>
+        <w:t xml:space="preserve">  ORDER BY SUM(f.importe) DESC</w:t>
       </w:r>
     </w:p>
     <w:p>
@@ -3308,11 +2235,9 @@
       </w:r>
     </w:p>
     <w:p>
-      <w:proofErr w:type="spellStart"/>
       <w:r>
         <w:t>direccion</w:t>
       </w:r>
-      <w:proofErr w:type="spellEnd"/>
     </w:p>
     <w:p>
       <w:r>
@@ -3355,39 +2280,19 @@
       </w:r>
     </w:p>
     <w:p>
-      <w:proofErr w:type="spellStart"/>
-      <w:r>
-        <w:t>id_alumno</w:t>
-      </w:r>
-      <w:proofErr w:type="spellEnd"/>
-      <w:r>
-        <w:t xml:space="preserve"> (FK)</w:t>
-      </w:r>
-    </w:p>
-    <w:p>
-      <w:proofErr w:type="spellStart"/>
-      <w:r>
-        <w:t>id_</w:t>
-      </w:r>
-      <w:proofErr w:type="gramStart"/>
-      <w:r>
-        <w:t>curso</w:t>
-      </w:r>
-      <w:proofErr w:type="spellEnd"/>
-      <w:r>
-        <w:t xml:space="preserve">  (</w:t>
-      </w:r>
-      <w:proofErr w:type="gramEnd"/>
-      <w:r>
-        <w:t>FK)</w:t>
-      </w:r>
-    </w:p>
-    <w:p>
-      <w:proofErr w:type="spellStart"/>
+      <w:r>
+        <w:t>id_alumno (FK)</w:t>
+      </w:r>
+    </w:p>
+    <w:p>
+      <w:r>
+        <w:t>id_curso  (FK)</w:t>
+      </w:r>
+    </w:p>
+    <w:p>
       <w:r>
         <w:t>fecha_asistencia</w:t>
       </w:r>
-      <w:proofErr w:type="spellEnd"/>
     </w:p>
     <w:p>
       <w:r>
@@ -3425,18 +2330,14 @@
       </w:r>
     </w:p>
     <w:p>
-      <w:proofErr w:type="spellStart"/>
       <w:r>
         <w:t>nombre_curso</w:t>
       </w:r>
-      <w:proofErr w:type="spellEnd"/>
-    </w:p>
-    <w:p>
-      <w:proofErr w:type="spellStart"/>
+    </w:p>
+    <w:p>
       <w:r>
         <w:t>descripcion</w:t>
       </w:r>
-      <w:proofErr w:type="spellEnd"/>
     </w:p>
     <w:p>
       <w:r>
@@ -3491,23 +2392,13 @@
       </w:r>
     </w:p>
     <w:p>
-      <w:proofErr w:type="spellStart"/>
-      <w:r>
-        <w:t>id_factura</w:t>
-      </w:r>
-      <w:proofErr w:type="spellEnd"/>
-      <w:r>
-        <w:t xml:space="preserve"> (PK)</w:t>
-      </w:r>
-    </w:p>
-    <w:p>
-      <w:proofErr w:type="spellStart"/>
-      <w:r>
-        <w:t>id_alumno</w:t>
-      </w:r>
-      <w:proofErr w:type="spellEnd"/>
-      <w:r>
-        <w:t xml:space="preserve"> (FK)</w:t>
+      <w:r>
+        <w:t>id_factura (PK)</w:t>
+      </w:r>
+    </w:p>
+    <w:p>
+      <w:r>
+        <w:t>id_alumno (FK)</w:t>
       </w:r>
     </w:p>
     <w:p>
@@ -3555,7 +2446,15 @@
     <w:p/>
     <w:p/>
     <w:p>
-      <w:r>
+      <w:pPr>
+        <w:rPr>
+          <w:noProof/>
+        </w:rPr>
+      </w:pPr>
+      <w:r>
+        <w:rPr>
+          <w:noProof/>
+        </w:rPr>
         <w:lastRenderedPageBreak/>
         <w:drawing>
           <wp:inline distT="0" distB="0" distL="0" distR="0" wp14:anchorId="53E006D5" wp14:editId="0AB8538D">
@@ -3600,6 +2499,9 @@
         <w:t xml:space="preserve"> </w:t>
       </w:r>
       <w:r>
+        <w:rPr>
+          <w:noProof/>
+        </w:rPr>
         <w:drawing>
           <wp:inline distT="0" distB="0" distL="0" distR="0" wp14:anchorId="3613914C" wp14:editId="2DF058FD">
             <wp:extent cx="5400040" cy="3618230"/>
@@ -3718,6 +2620,243 @@
                     <a:xfrm>
                       <a:off x="0" y="0"/>
                       <a:ext cx="4534533" cy="2981741"/>
+                    </a:xfrm>
+                    <a:prstGeom prst="rect">
+                      <a:avLst/>
+                    </a:prstGeom>
+                  </pic:spPr>
+                </pic:pic>
+              </a:graphicData>
+            </a:graphic>
+          </wp:inline>
+        </w:drawing>
+      </w:r>
+    </w:p>
+    <w:p>
+      <w:pPr>
+        <w:rPr>
+          <w:noProof/>
+        </w:rPr>
+      </w:pPr>
+    </w:p>
+    <w:p>
+      <w:pPr>
+        <w:ind w:firstLine="708"/>
+      </w:pPr>
+      <w:r>
+        <w:t>QUERYS DEL JUEVES</w:t>
+      </w:r>
+    </w:p>
+    <w:p>
+      <w:pPr>
+        <w:ind w:firstLine="708"/>
+      </w:pPr>
+    </w:p>
+    <w:p>
+      <w:pPr>
+        <w:ind w:firstLine="708"/>
+      </w:pPr>
+    </w:p>
+    <w:p>
+      <w:pPr>
+        <w:ind w:firstLine="708"/>
+      </w:pPr>
+    </w:p>
+    <w:p>
+      <w:pPr>
+        <w:ind w:firstLine="708"/>
+      </w:pPr>
+    </w:p>
+    <w:p>
+      <w:pPr>
+        <w:ind w:firstLine="708"/>
+      </w:pPr>
+    </w:p>
+    <w:p>
+      <w:pPr>
+        <w:ind w:firstLine="708"/>
+      </w:pPr>
+    </w:p>
+    <w:p>
+      <w:pPr>
+        <w:ind w:firstLine="708"/>
+      </w:pPr>
+    </w:p>
+    <w:p>
+      <w:pPr>
+        <w:ind w:firstLine="708"/>
+      </w:pPr>
+    </w:p>
+    <w:p>
+      <w:pPr>
+        <w:ind w:firstLine="708"/>
+      </w:pPr>
+    </w:p>
+    <w:p>
+      <w:pPr>
+        <w:ind w:firstLine="708"/>
+      </w:pPr>
+      <w:r>
+        <w:lastRenderedPageBreak/>
+        <w:t>QUERYS DEL JUEVES YA QUE ES EXAMEN</w:t>
+      </w:r>
+    </w:p>
+    <w:p>
+      <w:pPr>
+        <w:ind w:firstLine="708"/>
+      </w:pPr>
+      <w:r>
+        <w:drawing>
+          <wp:inline distT="0" distB="0" distL="0" distR="0" wp14:anchorId="02E225AB" wp14:editId="3A10727C">
+            <wp:extent cx="5400040" cy="2954655"/>
+            <wp:effectExtent l="0" t="0" r="0" b="0"/>
+            <wp:docPr id="1592153176" name="Imagen 1"/>
+            <wp:cNvGraphicFramePr>
+              <a:graphicFrameLocks xmlns:a="http://schemas.openxmlformats.org/drawingml/2006/main" noChangeAspect="1"/>
+            </wp:cNvGraphicFramePr>
+            <a:graphic xmlns:a="http://schemas.openxmlformats.org/drawingml/2006/main">
+              <a:graphicData uri="http://schemas.openxmlformats.org/drawingml/2006/picture">
+                <pic:pic xmlns:pic="http://schemas.openxmlformats.org/drawingml/2006/picture">
+                  <pic:nvPicPr>
+                    <pic:cNvPr id="1592153176" name=""/>
+                    <pic:cNvPicPr/>
+                  </pic:nvPicPr>
+                  <pic:blipFill>
+                    <a:blip r:embed="rId23"/>
+                    <a:stretch>
+                      <a:fillRect/>
+                    </a:stretch>
+                  </pic:blipFill>
+                  <pic:spPr>
+                    <a:xfrm>
+                      <a:off x="0" y="0"/>
+                      <a:ext cx="5400040" cy="2954655"/>
+                    </a:xfrm>
+                    <a:prstGeom prst="rect">
+                      <a:avLst/>
+                    </a:prstGeom>
+                  </pic:spPr>
+                </pic:pic>
+              </a:graphicData>
+            </a:graphic>
+          </wp:inline>
+        </w:drawing>
+      </w:r>
+    </w:p>
+    <w:p>
+      <w:r>
+        <w:lastRenderedPageBreak/>
+        <w:drawing>
+          <wp:inline distT="0" distB="0" distL="0" distR="0" wp14:anchorId="3192A15E" wp14:editId="639C3C23">
+            <wp:extent cx="5400040" cy="2700020"/>
+            <wp:effectExtent l="0" t="0" r="0" b="5080"/>
+            <wp:docPr id="675412749" name="Imagen 1"/>
+            <wp:cNvGraphicFramePr>
+              <a:graphicFrameLocks xmlns:a="http://schemas.openxmlformats.org/drawingml/2006/main" noChangeAspect="1"/>
+            </wp:cNvGraphicFramePr>
+            <a:graphic xmlns:a="http://schemas.openxmlformats.org/drawingml/2006/main">
+              <a:graphicData uri="http://schemas.openxmlformats.org/drawingml/2006/picture">
+                <pic:pic xmlns:pic="http://schemas.openxmlformats.org/drawingml/2006/picture">
+                  <pic:nvPicPr>
+                    <pic:cNvPr id="675412749" name=""/>
+                    <pic:cNvPicPr/>
+                  </pic:nvPicPr>
+                  <pic:blipFill>
+                    <a:blip r:embed="rId24"/>
+                    <a:stretch>
+                      <a:fillRect/>
+                    </a:stretch>
+                  </pic:blipFill>
+                  <pic:spPr>
+                    <a:xfrm>
+                      <a:off x="0" y="0"/>
+                      <a:ext cx="5400040" cy="2700020"/>
+                    </a:xfrm>
+                    <a:prstGeom prst="rect">
+                      <a:avLst/>
+                    </a:prstGeom>
+                  </pic:spPr>
+                </pic:pic>
+              </a:graphicData>
+            </a:graphic>
+          </wp:inline>
+        </w:drawing>
+      </w:r>
+      <w:r>
+        <w:drawing>
+          <wp:inline distT="0" distB="0" distL="0" distR="0" wp14:anchorId="4E4A1AE4" wp14:editId="0BF67399">
+            <wp:extent cx="5182323" cy="3448531"/>
+            <wp:effectExtent l="0" t="0" r="0" b="0"/>
+            <wp:docPr id="563153006" name="Imagen 1"/>
+            <wp:cNvGraphicFramePr>
+              <a:graphicFrameLocks xmlns:a="http://schemas.openxmlformats.org/drawingml/2006/main" noChangeAspect="1"/>
+            </wp:cNvGraphicFramePr>
+            <a:graphic xmlns:a="http://schemas.openxmlformats.org/drawingml/2006/main">
+              <a:graphicData uri="http://schemas.openxmlformats.org/drawingml/2006/picture">
+                <pic:pic xmlns:pic="http://schemas.openxmlformats.org/drawingml/2006/picture">
+                  <pic:nvPicPr>
+                    <pic:cNvPr id="563153006" name=""/>
+                    <pic:cNvPicPr/>
+                  </pic:nvPicPr>
+                  <pic:blipFill>
+                    <a:blip r:embed="rId25"/>
+                    <a:stretch>
+                      <a:fillRect/>
+                    </a:stretch>
+                  </pic:blipFill>
+                  <pic:spPr>
+                    <a:xfrm>
+                      <a:off x="0" y="0"/>
+                      <a:ext cx="5182323" cy="3448531"/>
+                    </a:xfrm>
+                    <a:prstGeom prst="rect">
+                      <a:avLst/>
+                    </a:prstGeom>
+                  </pic:spPr>
+                </pic:pic>
+              </a:graphicData>
+            </a:graphic>
+          </wp:inline>
+        </w:drawing>
+      </w:r>
+    </w:p>
+    <w:p/>
+    <w:p>
+      <w:pPr>
+        <w:tabs>
+          <w:tab w:val="left" w:pos="7077"/>
+        </w:tabs>
+      </w:pPr>
+      <w:r>
+        <w:lastRenderedPageBreak/>
+        <w:tab/>
+      </w:r>
+      <w:r>
+        <w:drawing>
+          <wp:inline distT="0" distB="0" distL="0" distR="0" wp14:anchorId="2AA180CA" wp14:editId="42C08816">
+            <wp:extent cx="5400040" cy="2252345"/>
+            <wp:effectExtent l="0" t="0" r="0" b="0"/>
+            <wp:docPr id="1704133028" name="Imagen 1"/>
+            <wp:cNvGraphicFramePr>
+              <a:graphicFrameLocks xmlns:a="http://schemas.openxmlformats.org/drawingml/2006/main" noChangeAspect="1"/>
+            </wp:cNvGraphicFramePr>
+            <a:graphic xmlns:a="http://schemas.openxmlformats.org/drawingml/2006/main">
+              <a:graphicData uri="http://schemas.openxmlformats.org/drawingml/2006/picture">
+                <pic:pic xmlns:pic="http://schemas.openxmlformats.org/drawingml/2006/picture">
+                  <pic:nvPicPr>
+                    <pic:cNvPr id="1704133028" name=""/>
+                    <pic:cNvPicPr/>
+                  </pic:nvPicPr>
+                  <pic:blipFill>
+                    <a:blip r:embed="rId26"/>
+                    <a:stretch>
+                      <a:fillRect/>
+                    </a:stretch>
+                  </pic:blipFill>
+                  <pic:spPr>
+                    <a:xfrm>
+                      <a:off x="0" y="0"/>
+                      <a:ext cx="5400040" cy="2252345"/>
                     </a:xfrm>
                     <a:prstGeom prst="rect">
                       <a:avLst/>
